--- a/docs/AETHER_SIH26170_Technical_Report.docx
+++ b/docs/AETHER_SIH26170_Technical_Report.docx
@@ -2946,6 +2946,300 @@
           </w:p>
         </w:tc>
       </w:tr>
+      <w:tr>
+        <w:tc>
+          <w:tcPr>
+            <w:tcW w:type="dxa" w:w="2200"/>
+            <w:tcBorders>
+              <w:top w:val="single" w:color="C5D0DC" w:sz="4"/>
+              <w:left w:val="single" w:color="C5D0DC" w:sz="4"/>
+              <w:bottom w:val="single" w:color="C5D0DC" w:sz="4"/>
+              <w:right w:val="single" w:color="C5D0DC" w:sz="4"/>
+            </w:tcBorders>
+            <w:shd w:fill="FFFFFF" w:val="clear"/>
+            <w:tcMar>
+              <w:top w:type="dxa" w:w="70"/>
+              <w:left w:type="dxa" w:w="100"/>
+              <w:bottom w:type="dxa" w:w="70"/>
+              <w:right w:type="dxa" w:w="100"/>
+            </w:tcMar>
+            <w:vAlign w:val="center"/>
+          </w:tcPr>
+          <w:p>
+            <w:r>
+              <w:rPr>
+                <w:rFonts w:ascii="Arial" w:cs="Arial" w:eastAsia="Arial" w:hAnsi="Arial"/>
+                <w:b w:val="false"/>
+                <w:bCs w:val="false"/>
+                <w:color w:val="222222"/>
+                <w:sz w:val="20"/>
+                <w:szCs w:val="20"/>
+              </w:rPr>
+              <w:t xml:space="preserve">VTH (optional)</w:t>
+            </w:r>
+          </w:p>
+        </w:tc>
+        <w:tc>
+          <w:tcPr>
+            <w:tcW w:type="dxa" w:w="3413"/>
+            <w:tcBorders>
+              <w:top w:val="single" w:color="C5D0DC" w:sz="4"/>
+              <w:left w:val="single" w:color="C5D0DC" w:sz="4"/>
+              <w:bottom w:val="single" w:color="C5D0DC" w:sz="4"/>
+              <w:right w:val="single" w:color="C5D0DC" w:sz="4"/>
+            </w:tcBorders>
+            <w:shd w:fill="FFFFFF" w:val="clear"/>
+            <w:tcMar>
+              <w:top w:type="dxa" w:w="70"/>
+              <w:left w:type="dxa" w:w="100"/>
+              <w:bottom w:type="dxa" w:w="70"/>
+              <w:right w:type="dxa" w:w="100"/>
+            </w:tcMar>
+            <w:vAlign w:val="center"/>
+          </w:tcPr>
+          <w:p>
+            <w:r>
+              <w:rPr>
+                <w:rFonts w:ascii="Arial" w:cs="Arial" w:eastAsia="Arial" w:hAnsi="Arial"/>
+                <w:b w:val="false"/>
+                <w:bCs w:val="false"/>
+                <w:color w:val="222222"/>
+                <w:sz w:val="20"/>
+                <w:szCs w:val="20"/>
+              </w:rPr>
+              <w:t xml:space="preserve">MOSFET threshold voltage. Measured in V.</w:t>
+            </w:r>
+          </w:p>
+        </w:tc>
+        <w:tc>
+          <w:tcPr>
+            <w:tcW w:type="dxa" w:w="3413"/>
+            <w:tcBorders>
+              <w:top w:val="single" w:color="C5D0DC" w:sz="4"/>
+              <w:left w:val="single" w:color="C5D0DC" w:sz="4"/>
+              <w:bottom w:val="single" w:color="C5D0DC" w:sz="4"/>
+              <w:right w:val="single" w:color="C5D0DC" w:sz="4"/>
+            </w:tcBorders>
+            <w:shd w:fill="FFFFFF" w:val="clear"/>
+            <w:tcMar>
+              <w:top w:type="dxa" w:w="70"/>
+              <w:left w:type="dxa" w:w="100"/>
+              <w:bottom w:type="dxa" w:w="70"/>
+              <w:right w:type="dxa" w:w="100"/>
+            </w:tcMar>
+            <w:vAlign w:val="center"/>
+          </w:tcPr>
+          <w:p>
+            <w:r>
+              <w:rPr>
+                <w:rFonts w:ascii="Arial" w:cs="Arial" w:eastAsia="Arial" w:hAnsi="Arial"/>
+                <w:b w:val="false"/>
+                <w:bCs w:val="false"/>
+                <w:color w:val="222222"/>
+                <w:sz w:val="20"/>
+                <w:szCs w:val="20"/>
+              </w:rPr>
+              <w:t xml:space="preserve">NBTI / PBTI and process extremes shift Vth. PAT is two-sided.</w:t>
+            </w:r>
+          </w:p>
+        </w:tc>
+      </w:tr>
+      <w:tr>
+        <w:tc>
+          <w:tcPr>
+            <w:tcW w:type="dxa" w:w="2200"/>
+            <w:tcBorders>
+              <w:top w:val="single" w:color="C5D0DC" w:sz="4"/>
+              <w:left w:val="single" w:color="C5D0DC" w:sz="4"/>
+              <w:bottom w:val="single" w:color="C5D0DC" w:sz="4"/>
+              <w:right w:val="single" w:color="C5D0DC" w:sz="4"/>
+            </w:tcBorders>
+            <w:shd w:fill="F7F9FC" w:val="clear"/>
+            <w:tcMar>
+              <w:top w:type="dxa" w:w="70"/>
+              <w:left w:type="dxa" w:w="100"/>
+              <w:bottom w:type="dxa" w:w="70"/>
+              <w:right w:type="dxa" w:w="100"/>
+            </w:tcMar>
+            <w:vAlign w:val="center"/>
+          </w:tcPr>
+          <w:p>
+            <w:r>
+              <w:rPr>
+                <w:rFonts w:ascii="Arial" w:cs="Arial" w:eastAsia="Arial" w:hAnsi="Arial"/>
+                <w:b w:val="false"/>
+                <w:bCs w:val="false"/>
+                <w:color w:val="222222"/>
+                <w:sz w:val="20"/>
+                <w:szCs w:val="20"/>
+              </w:rPr>
+              <w:t xml:space="preserve">IDSAT (optional)</w:t>
+            </w:r>
+          </w:p>
+        </w:tc>
+        <w:tc>
+          <w:tcPr>
+            <w:tcW w:type="dxa" w:w="3413"/>
+            <w:tcBorders>
+              <w:top w:val="single" w:color="C5D0DC" w:sz="4"/>
+              <w:left w:val="single" w:color="C5D0DC" w:sz="4"/>
+              <w:bottom w:val="single" w:color="C5D0DC" w:sz="4"/>
+              <w:right w:val="single" w:color="C5D0DC" w:sz="4"/>
+            </w:tcBorders>
+            <w:shd w:fill="F7F9FC" w:val="clear"/>
+            <w:tcMar>
+              <w:top w:type="dxa" w:w="70"/>
+              <w:left w:type="dxa" w:w="100"/>
+              <w:bottom w:type="dxa" w:w="70"/>
+              <w:right w:type="dxa" w:w="100"/>
+            </w:tcMar>
+            <w:vAlign w:val="center"/>
+          </w:tcPr>
+          <w:p>
+            <w:r>
+              <w:rPr>
+                <w:rFonts w:ascii="Arial" w:cs="Arial" w:eastAsia="Arial" w:hAnsi="Arial"/>
+                <w:b w:val="false"/>
+                <w:bCs w:val="false"/>
+                <w:color w:val="222222"/>
+                <w:sz w:val="20"/>
+                <w:szCs w:val="20"/>
+              </w:rPr>
+              <w:t xml:space="preserve">On-state saturation current. Measured in mA.</w:t>
+            </w:r>
+          </w:p>
+        </w:tc>
+        <w:tc>
+          <w:tcPr>
+            <w:tcW w:type="dxa" w:w="3413"/>
+            <w:tcBorders>
+              <w:top w:val="single" w:color="C5D0DC" w:sz="4"/>
+              <w:left w:val="single" w:color="C5D0DC" w:sz="4"/>
+              <w:bottom w:val="single" w:color="C5D0DC" w:sz="4"/>
+              <w:right w:val="single" w:color="C5D0DC" w:sz="4"/>
+            </w:tcBorders>
+            <w:shd w:fill="F7F9FC" w:val="clear"/>
+            <w:tcMar>
+              <w:top w:type="dxa" w:w="70"/>
+              <w:left w:type="dxa" w:w="100"/>
+              <w:bottom w:type="dxa" w:w="70"/>
+              <w:right w:type="dxa" w:w="100"/>
+            </w:tcMar>
+            <w:vAlign w:val="center"/>
+          </w:tcPr>
+          <w:p>
+            <w:r>
+              <w:rPr>
+                <w:rFonts w:ascii="Arial" w:cs="Arial" w:eastAsia="Arial" w:hAnsi="Arial"/>
+                <w:b w:val="false"/>
+                <w:bCs w:val="false"/>
+                <w:color w:val="222222"/>
+                <w:sz w:val="20"/>
+                <w:szCs w:val="20"/>
+              </w:rPr>
+              <w:t xml:space="preserve">HCI wear-out lowers drive current. Ageing slope is negative.</w:t>
+            </w:r>
+          </w:p>
+        </w:tc>
+      </w:tr>
+      <w:tr>
+        <w:tc>
+          <w:tcPr>
+            <w:tcW w:type="dxa" w:w="2200"/>
+            <w:tcBorders>
+              <w:top w:val="single" w:color="C5D0DC" w:sz="4"/>
+              <w:left w:val="single" w:color="C5D0DC" w:sz="4"/>
+              <w:bottom w:val="single" w:color="C5D0DC" w:sz="4"/>
+              <w:right w:val="single" w:color="C5D0DC" w:sz="4"/>
+            </w:tcBorders>
+            <w:shd w:fill="FFFFFF" w:val="clear"/>
+            <w:tcMar>
+              <w:top w:type="dxa" w:w="70"/>
+              <w:left w:type="dxa" w:w="100"/>
+              <w:bottom w:type="dxa" w:w="70"/>
+              <w:right w:type="dxa" w:w="100"/>
+            </w:tcMar>
+            <w:vAlign w:val="center"/>
+          </w:tcPr>
+          <w:p>
+            <w:r>
+              <w:rPr>
+                <w:rFonts w:ascii="Arial" w:cs="Arial" w:eastAsia="Arial" w:hAnsi="Arial"/>
+                <w:b w:val="false"/>
+                <w:bCs w:val="false"/>
+                <w:color w:val="222222"/>
+                <w:sz w:val="20"/>
+                <w:szCs w:val="20"/>
+              </w:rPr>
+              <w:t xml:space="preserve">Reverse leakage (optional)</w:t>
+            </w:r>
+          </w:p>
+        </w:tc>
+        <w:tc>
+          <w:tcPr>
+            <w:tcW w:type="dxa" w:w="3413"/>
+            <w:tcBorders>
+              <w:top w:val="single" w:color="C5D0DC" w:sz="4"/>
+              <w:left w:val="single" w:color="C5D0DC" w:sz="4"/>
+              <w:bottom w:val="single" w:color="C5D0DC" w:sz="4"/>
+              <w:right w:val="single" w:color="C5D0DC" w:sz="4"/>
+            </w:tcBorders>
+            <w:shd w:fill="FFFFFF" w:val="clear"/>
+            <w:tcMar>
+              <w:top w:type="dxa" w:w="70"/>
+              <w:left w:type="dxa" w:w="100"/>
+              <w:bottom w:type="dxa" w:w="70"/>
+              <w:right w:type="dxa" w:w="100"/>
+            </w:tcMar>
+            <w:vAlign w:val="center"/>
+          </w:tcPr>
+          <w:p>
+            <w:r>
+              <w:rPr>
+                <w:rFonts w:ascii="Arial" w:cs="Arial" w:eastAsia="Arial" w:hAnsi="Arial"/>
+                <w:b w:val="false"/>
+                <w:bCs w:val="false"/>
+                <w:color w:val="222222"/>
+                <w:sz w:val="20"/>
+                <w:szCs w:val="20"/>
+              </w:rPr>
+              <w:t xml:space="preserve">Per-junction reverse current. Measured in µA.</w:t>
+            </w:r>
+          </w:p>
+        </w:tc>
+        <w:tc>
+          <w:tcPr>
+            <w:tcW w:type="dxa" w:w="3413"/>
+            <w:tcBorders>
+              <w:top w:val="single" w:color="C5D0DC" w:sz="4"/>
+              <w:left w:val="single" w:color="C5D0DC" w:sz="4"/>
+              <w:bottom w:val="single" w:color="C5D0DC" w:sz="4"/>
+              <w:right w:val="single" w:color="C5D0DC" w:sz="4"/>
+            </w:tcBorders>
+            <w:shd w:fill="FFFFFF" w:val="clear"/>
+            <w:tcMar>
+              <w:top w:type="dxa" w:w="70"/>
+              <w:left w:type="dxa" w:w="100"/>
+              <w:bottom w:type="dxa" w:w="70"/>
+              <w:right w:type="dxa" w:w="100"/>
+            </w:tcMar>
+            <w:vAlign w:val="center"/>
+          </w:tcPr>
+          <w:p>
+            <w:r>
+              <w:rPr>
+                <w:rFonts w:ascii="Arial" w:cs="Arial" w:eastAsia="Arial" w:hAnsi="Arial"/>
+                <w:b w:val="false"/>
+                <w:bCs w:val="false"/>
+                <w:color w:val="222222"/>
+                <w:sz w:val="20"/>
+                <w:szCs w:val="20"/>
+              </w:rPr>
+              <w:t xml:space="preserve">Junction defects and ESD damage raise reverse leakage.</w:t>
+            </w:r>
+          </w:p>
+        </w:tc>
+      </w:tr>
     </w:tbl>
     <w:p>
       <w:pPr>
@@ -2960,7 +3254,7 @@
           <w:sz w:val="18"/>
           <w:szCs w:val="18"/>
         </w:rPr>
-        <w:t xml:space="preserve">Table. Parameters used by AETHER, mapped to device physics.</w:t>
+        <w:t xml:space="preserve">Table. Parameters used by AETHER, mapped to device physics. Live CSV requires IDDQ, leakage, and tpd. VTH, IDSAT, and reverse leakage run PAT and 168 h forecasts when present.</w:t>
       </w:r>
     </w:p>
     <w:p>
@@ -2974,7 +3268,7 @@
           <w:sz w:val="22"/>
           <w:szCs w:val="22"/>
         </w:rPr>
-        <w:t xml:space="preserve">Datasheet caps in the current build are 50 µA (IDDQ), 50 µA (leakage — aligned to the problem’s 50 µA example), and 10 ns (tpd). Leakage and IDDQ are one-sided (only high is bad). Delay is two-sided in PAT because both unusually fast and unusually slow parts can be process mavericks, though ageing itself is a positive drift.</w:t>
+        <w:t xml:space="preserve">Datasheet caps in the current build are 50 µA (IDDQ), 50 µA (leakage — aligned to the problem’s 50 µA example), and 10 ns (tpd). Optional extras: VTH 0.28–0.90 V, IDSAT 4–25 mA, reverse leakage 12 µA. Leakage, IDDQ, and reverse leakage are one-sided (only high is bad). Delay, VTH, and IDSAT are two-sided in PAT. Isolation Forest and the HOLD/REJECT fuse stay on the three SIH observables.</w:t>
       </w:r>
     </w:p>
     <w:p>
@@ -8926,7 +9220,7 @@
           <w:sz w:val="22"/>
           <w:szCs w:val="22"/>
         </w:rPr>
-        <w:t xml:space="preserve">HistGradientBoostingRegressor (depth 4, learning rate 0.06, 250 iterations, L2 = 0.1) is fitted as a challenger. On validation, a blend weight w ∈ {0, 0.25, 0.4, 0.55, 0.7} is chosen to minimise MAE. In the current fit w = 0.7 for all three parameters: boosting wins on accuracy, Ridge remains available for explanation. The reported prediction is (1 − w)·Ridge + w·HGB.</w:t>
+        <w:t xml:space="preserve">HistGradientBoostingRegressor (depth 4, learning rate 0.06, 250 iterations, L2 = 0.1) is fitted as a challenger. On validation, a blend weight w ∈ {0, 0.25, 0.4, 0.55, 0.7} is chosen to minimise MAE. In the current fit w = 0.7 for IDDQ, leakage, tpd, VTH, IDSAT, and reverse leakage: boosting wins on accuracy, Ridge remains available for explanation. The reported prediction is (1 − w)·Ridge + w·HGB.</w:t>
       </w:r>
     </w:p>
     <w:p>
@@ -9396,7 +9690,7 @@
                 <w:sz w:val="20"/>
                 <w:szCs w:val="20"/>
               </w:rPr>
-              <w:t xml:space="preserve">0.31 µA</w:t>
+              <w:t xml:space="preserve">0.30 µA</w:t>
             </w:r>
           </w:p>
         </w:tc>
@@ -9526,7 +9820,7 @@
                 <w:sz w:val="20"/>
                 <w:szCs w:val="20"/>
               </w:rPr>
-              <w:t xml:space="preserve">0.066 ns</w:t>
+              <w:t xml:space="preserve">0.065 ns</w:t>
             </w:r>
           </w:p>
         </w:tc>
@@ -9590,7 +9884,397 @@
                 <w:sz w:val="20"/>
                 <w:szCs w:val="20"/>
               </w:rPr>
-              <w:t xml:space="preserve">2.9× better</w:t>
+              <w:t xml:space="preserve">3.0× better</w:t>
+            </w:r>
+          </w:p>
+        </w:tc>
+      </w:tr>
+      <w:tr>
+        <w:tc>
+          <w:tcPr>
+            <w:tcW w:type="dxa" w:w="2400"/>
+            <w:tcBorders>
+              <w:top w:val="single" w:color="C5D0DC" w:sz="4"/>
+              <w:left w:val="single" w:color="C5D0DC" w:sz="4"/>
+              <w:bottom w:val="single" w:color="C5D0DC" w:sz="4"/>
+              <w:right w:val="single" w:color="C5D0DC" w:sz="4"/>
+            </w:tcBorders>
+            <w:shd w:fill="FFFFFF" w:val="clear"/>
+            <w:tcMar>
+              <w:top w:type="dxa" w:w="70"/>
+              <w:left w:type="dxa" w:w="100"/>
+              <w:bottom w:type="dxa" w:w="70"/>
+              <w:right w:type="dxa" w:w="100"/>
+            </w:tcMar>
+            <w:vAlign w:val="center"/>
+          </w:tcPr>
+          <w:p>
+            <w:r>
+              <w:rPr>
+                <w:rFonts w:ascii="Arial" w:cs="Arial" w:eastAsia="Arial" w:hAnsi="Arial"/>
+                <w:b w:val="false"/>
+                <w:bCs w:val="false"/>
+                <w:color w:val="222222"/>
+                <w:sz w:val="20"/>
+                <w:szCs w:val="20"/>
+              </w:rPr>
+              <w:t xml:space="preserve">VTH</w:t>
+            </w:r>
+          </w:p>
+        </w:tc>
+        <w:tc>
+          <w:tcPr>
+            <w:tcW w:type="dxa" w:w="2208"/>
+            <w:tcBorders>
+              <w:top w:val="single" w:color="C5D0DC" w:sz="4"/>
+              <w:left w:val="single" w:color="C5D0DC" w:sz="4"/>
+              <w:bottom w:val="single" w:color="C5D0DC" w:sz="4"/>
+              <w:right w:val="single" w:color="C5D0DC" w:sz="4"/>
+            </w:tcBorders>
+            <w:shd w:fill="FFFFFF" w:val="clear"/>
+            <w:tcMar>
+              <w:top w:type="dxa" w:w="70"/>
+              <w:left w:type="dxa" w:w="100"/>
+              <w:bottom w:type="dxa" w:w="70"/>
+              <w:right w:type="dxa" w:w="100"/>
+            </w:tcMar>
+            <w:vAlign w:val="center"/>
+          </w:tcPr>
+          <w:p>
+            <w:r>
+              <w:rPr>
+                <w:rFonts w:ascii="Arial" w:cs="Arial" w:eastAsia="Arial" w:hAnsi="Arial"/>
+                <w:b w:val="false"/>
+                <w:bCs w:val="false"/>
+                <w:color w:val="222222"/>
+                <w:sz w:val="20"/>
+                <w:szCs w:val="20"/>
+              </w:rPr>
+              <w:t xml:space="preserve">0.007 V</w:t>
+            </w:r>
+          </w:p>
+        </w:tc>
+        <w:tc>
+          <w:tcPr>
+            <w:tcW w:type="dxa" w:w="2209"/>
+            <w:tcBorders>
+              <w:top w:val="single" w:color="C5D0DC" w:sz="4"/>
+              <w:left w:val="single" w:color="C5D0DC" w:sz="4"/>
+              <w:bottom w:val="single" w:color="C5D0DC" w:sz="4"/>
+              <w:right w:val="single" w:color="C5D0DC" w:sz="4"/>
+            </w:tcBorders>
+            <w:shd w:fill="FFFFFF" w:val="clear"/>
+            <w:tcMar>
+              <w:top w:type="dxa" w:w="70"/>
+              <w:left w:type="dxa" w:w="100"/>
+              <w:bottom w:type="dxa" w:w="70"/>
+              <w:right w:type="dxa" w:w="100"/>
+            </w:tcMar>
+            <w:vAlign w:val="center"/>
+          </w:tcPr>
+          <w:p>
+            <w:r>
+              <w:rPr>
+                <w:rFonts w:ascii="Arial" w:cs="Arial" w:eastAsia="Arial" w:hAnsi="Arial"/>
+                <w:b w:val="false"/>
+                <w:bCs w:val="false"/>
+                <w:color w:val="222222"/>
+                <w:sz w:val="20"/>
+                <w:szCs w:val="20"/>
+              </w:rPr>
+              <w:t xml:space="preserve">0.019 V</w:t>
+            </w:r>
+          </w:p>
+        </w:tc>
+        <w:tc>
+          <w:tcPr>
+            <w:tcW w:type="dxa" w:w="2209"/>
+            <w:tcBorders>
+              <w:top w:val="single" w:color="C5D0DC" w:sz="4"/>
+              <w:left w:val="single" w:color="C5D0DC" w:sz="4"/>
+              <w:bottom w:val="single" w:color="C5D0DC" w:sz="4"/>
+              <w:right w:val="single" w:color="C5D0DC" w:sz="4"/>
+            </w:tcBorders>
+            <w:shd w:fill="FFFFFF" w:val="clear"/>
+            <w:tcMar>
+              <w:top w:type="dxa" w:w="70"/>
+              <w:left w:type="dxa" w:w="100"/>
+              <w:bottom w:type="dxa" w:w="70"/>
+              <w:right w:type="dxa" w:w="100"/>
+            </w:tcMar>
+            <w:vAlign w:val="center"/>
+          </w:tcPr>
+          <w:p>
+            <w:r>
+              <w:rPr>
+                <w:rFonts w:ascii="Arial" w:cs="Arial" w:eastAsia="Arial" w:hAnsi="Arial"/>
+                <w:b w:val="false"/>
+                <w:bCs w:val="false"/>
+                <w:color w:val="222222"/>
+                <w:sz w:val="20"/>
+                <w:szCs w:val="20"/>
+              </w:rPr>
+              <w:t xml:space="preserve">2.8× better</w:t>
+            </w:r>
+          </w:p>
+        </w:tc>
+      </w:tr>
+      <w:tr>
+        <w:tc>
+          <w:tcPr>
+            <w:tcW w:type="dxa" w:w="2400"/>
+            <w:tcBorders>
+              <w:top w:val="single" w:color="C5D0DC" w:sz="4"/>
+              <w:left w:val="single" w:color="C5D0DC" w:sz="4"/>
+              <w:bottom w:val="single" w:color="C5D0DC" w:sz="4"/>
+              <w:right w:val="single" w:color="C5D0DC" w:sz="4"/>
+            </w:tcBorders>
+            <w:shd w:fill="F7F9FC" w:val="clear"/>
+            <w:tcMar>
+              <w:top w:type="dxa" w:w="70"/>
+              <w:left w:type="dxa" w:w="100"/>
+              <w:bottom w:type="dxa" w:w="70"/>
+              <w:right w:type="dxa" w:w="100"/>
+            </w:tcMar>
+            <w:vAlign w:val="center"/>
+          </w:tcPr>
+          <w:p>
+            <w:r>
+              <w:rPr>
+                <w:rFonts w:ascii="Arial" w:cs="Arial" w:eastAsia="Arial" w:hAnsi="Arial"/>
+                <w:b w:val="false"/>
+                <w:bCs w:val="false"/>
+                <w:color w:val="222222"/>
+                <w:sz w:val="20"/>
+                <w:szCs w:val="20"/>
+              </w:rPr>
+              <w:t xml:space="preserve">IDSAT</w:t>
+            </w:r>
+          </w:p>
+        </w:tc>
+        <w:tc>
+          <w:tcPr>
+            <w:tcW w:type="dxa" w:w="2208"/>
+            <w:tcBorders>
+              <w:top w:val="single" w:color="C5D0DC" w:sz="4"/>
+              <w:left w:val="single" w:color="C5D0DC" w:sz="4"/>
+              <w:bottom w:val="single" w:color="C5D0DC" w:sz="4"/>
+              <w:right w:val="single" w:color="C5D0DC" w:sz="4"/>
+            </w:tcBorders>
+            <w:shd w:fill="F7F9FC" w:val="clear"/>
+            <w:tcMar>
+              <w:top w:type="dxa" w:w="70"/>
+              <w:left w:type="dxa" w:w="100"/>
+              <w:bottom w:type="dxa" w:w="70"/>
+              <w:right w:type="dxa" w:w="100"/>
+            </w:tcMar>
+            <w:vAlign w:val="center"/>
+          </w:tcPr>
+          <w:p>
+            <w:r>
+              <w:rPr>
+                <w:rFonts w:ascii="Arial" w:cs="Arial" w:eastAsia="Arial" w:hAnsi="Arial"/>
+                <w:b w:val="false"/>
+                <w:bCs w:val="false"/>
+                <w:color w:val="222222"/>
+                <w:sz w:val="20"/>
+                <w:szCs w:val="20"/>
+              </w:rPr>
+              <w:t xml:space="preserve">0.20 mA</w:t>
+            </w:r>
+          </w:p>
+        </w:tc>
+        <w:tc>
+          <w:tcPr>
+            <w:tcW w:type="dxa" w:w="2209"/>
+            <w:tcBorders>
+              <w:top w:val="single" w:color="C5D0DC" w:sz="4"/>
+              <w:left w:val="single" w:color="C5D0DC" w:sz="4"/>
+              <w:bottom w:val="single" w:color="C5D0DC" w:sz="4"/>
+              <w:right w:val="single" w:color="C5D0DC" w:sz="4"/>
+            </w:tcBorders>
+            <w:shd w:fill="F7F9FC" w:val="clear"/>
+            <w:tcMar>
+              <w:top w:type="dxa" w:w="70"/>
+              <w:left w:type="dxa" w:w="100"/>
+              <w:bottom w:type="dxa" w:w="70"/>
+              <w:right w:type="dxa" w:w="100"/>
+            </w:tcMar>
+            <w:vAlign w:val="center"/>
+          </w:tcPr>
+          <w:p>
+            <w:r>
+              <w:rPr>
+                <w:rFonts w:ascii="Arial" w:cs="Arial" w:eastAsia="Arial" w:hAnsi="Arial"/>
+                <w:b w:val="false"/>
+                <w:bCs w:val="false"/>
+                <w:color w:val="222222"/>
+                <w:sz w:val="20"/>
+                <w:szCs w:val="20"/>
+              </w:rPr>
+              <w:t xml:space="preserve">0.46 mA</w:t>
+            </w:r>
+          </w:p>
+        </w:tc>
+        <w:tc>
+          <w:tcPr>
+            <w:tcW w:type="dxa" w:w="2209"/>
+            <w:tcBorders>
+              <w:top w:val="single" w:color="C5D0DC" w:sz="4"/>
+              <w:left w:val="single" w:color="C5D0DC" w:sz="4"/>
+              <w:bottom w:val="single" w:color="C5D0DC" w:sz="4"/>
+              <w:right w:val="single" w:color="C5D0DC" w:sz="4"/>
+            </w:tcBorders>
+            <w:shd w:fill="F7F9FC" w:val="clear"/>
+            <w:tcMar>
+              <w:top w:type="dxa" w:w="70"/>
+              <w:left w:type="dxa" w:w="100"/>
+              <w:bottom w:type="dxa" w:w="70"/>
+              <w:right w:type="dxa" w:w="100"/>
+            </w:tcMar>
+            <w:vAlign w:val="center"/>
+          </w:tcPr>
+          <w:p>
+            <w:r>
+              <w:rPr>
+                <w:rFonts w:ascii="Arial" w:cs="Arial" w:eastAsia="Arial" w:hAnsi="Arial"/>
+                <w:b w:val="false"/>
+                <w:bCs w:val="false"/>
+                <w:color w:val="222222"/>
+                <w:sz w:val="20"/>
+                <w:szCs w:val="20"/>
+              </w:rPr>
+              <w:t xml:space="preserve">2.4× better</w:t>
+            </w:r>
+          </w:p>
+        </w:tc>
+      </w:tr>
+      <w:tr>
+        <w:tc>
+          <w:tcPr>
+            <w:tcW w:type="dxa" w:w="2400"/>
+            <w:tcBorders>
+              <w:top w:val="single" w:color="C5D0DC" w:sz="4"/>
+              <w:left w:val="single" w:color="C5D0DC" w:sz="4"/>
+              <w:bottom w:val="single" w:color="C5D0DC" w:sz="4"/>
+              <w:right w:val="single" w:color="C5D0DC" w:sz="4"/>
+            </w:tcBorders>
+            <w:shd w:fill="FFFFFF" w:val="clear"/>
+            <w:tcMar>
+              <w:top w:type="dxa" w:w="70"/>
+              <w:left w:type="dxa" w:w="100"/>
+              <w:bottom w:type="dxa" w:w="70"/>
+              <w:right w:type="dxa" w:w="100"/>
+            </w:tcMar>
+            <w:vAlign w:val="center"/>
+          </w:tcPr>
+          <w:p>
+            <w:r>
+              <w:rPr>
+                <w:rFonts w:ascii="Arial" w:cs="Arial" w:eastAsia="Arial" w:hAnsi="Arial"/>
+                <w:b w:val="false"/>
+                <w:bCs w:val="false"/>
+                <w:color w:val="222222"/>
+                <w:sz w:val="20"/>
+                <w:szCs w:val="20"/>
+              </w:rPr>
+              <w:t xml:space="preserve">Reverse leakage</w:t>
+            </w:r>
+          </w:p>
+        </w:tc>
+        <w:tc>
+          <w:tcPr>
+            <w:tcW w:type="dxa" w:w="2208"/>
+            <w:tcBorders>
+              <w:top w:val="single" w:color="C5D0DC" w:sz="4"/>
+              <w:left w:val="single" w:color="C5D0DC" w:sz="4"/>
+              <w:bottom w:val="single" w:color="C5D0DC" w:sz="4"/>
+              <w:right w:val="single" w:color="C5D0DC" w:sz="4"/>
+            </w:tcBorders>
+            <w:shd w:fill="FFFFFF" w:val="clear"/>
+            <w:tcMar>
+              <w:top w:type="dxa" w:w="70"/>
+              <w:left w:type="dxa" w:w="100"/>
+              <w:bottom w:type="dxa" w:w="70"/>
+              <w:right w:type="dxa" w:w="100"/>
+            </w:tcMar>
+            <w:vAlign w:val="center"/>
+          </w:tcPr>
+          <w:p>
+            <w:r>
+              <w:rPr>
+                <w:rFonts w:ascii="Arial" w:cs="Arial" w:eastAsia="Arial" w:hAnsi="Arial"/>
+                <w:b w:val="false"/>
+                <w:bCs w:val="false"/>
+                <w:color w:val="222222"/>
+                <w:sz w:val="20"/>
+                <w:szCs w:val="20"/>
+              </w:rPr>
+              <w:t xml:space="preserve">0.10 µA</w:t>
+            </w:r>
+          </w:p>
+        </w:tc>
+        <w:tc>
+          <w:tcPr>
+            <w:tcW w:type="dxa" w:w="2209"/>
+            <w:tcBorders>
+              <w:top w:val="single" w:color="C5D0DC" w:sz="4"/>
+              <w:left w:val="single" w:color="C5D0DC" w:sz="4"/>
+              <w:bottom w:val="single" w:color="C5D0DC" w:sz="4"/>
+              <w:right w:val="single" w:color="C5D0DC" w:sz="4"/>
+            </w:tcBorders>
+            <w:shd w:fill="FFFFFF" w:val="clear"/>
+            <w:tcMar>
+              <w:top w:type="dxa" w:w="70"/>
+              <w:left w:type="dxa" w:w="100"/>
+              <w:bottom w:type="dxa" w:w="70"/>
+              <w:right w:type="dxa" w:w="100"/>
+            </w:tcMar>
+            <w:vAlign w:val="center"/>
+          </w:tcPr>
+          <w:p>
+            <w:r>
+              <w:rPr>
+                <w:rFonts w:ascii="Arial" w:cs="Arial" w:eastAsia="Arial" w:hAnsi="Arial"/>
+                <w:b w:val="false"/>
+                <w:bCs w:val="false"/>
+                <w:color w:val="222222"/>
+                <w:sz w:val="20"/>
+                <w:szCs w:val="20"/>
+              </w:rPr>
+              <w:t xml:space="preserve">0.29 µA</w:t>
+            </w:r>
+          </w:p>
+        </w:tc>
+        <w:tc>
+          <w:tcPr>
+            <w:tcW w:type="dxa" w:w="2209"/>
+            <w:tcBorders>
+              <w:top w:val="single" w:color="C5D0DC" w:sz="4"/>
+              <w:left w:val="single" w:color="C5D0DC" w:sz="4"/>
+              <w:bottom w:val="single" w:color="C5D0DC" w:sz="4"/>
+              <w:right w:val="single" w:color="C5D0DC" w:sz="4"/>
+            </w:tcBorders>
+            <w:shd w:fill="FFFFFF" w:val="clear"/>
+            <w:tcMar>
+              <w:top w:type="dxa" w:w="70"/>
+              <w:left w:type="dxa" w:w="100"/>
+              <w:bottom w:type="dxa" w:w="70"/>
+              <w:right w:type="dxa" w:w="100"/>
+            </w:tcMar>
+            <w:vAlign w:val="center"/>
+          </w:tcPr>
+          <w:p>
+            <w:r>
+              <w:rPr>
+                <w:rFonts w:ascii="Arial" w:cs="Arial" w:eastAsia="Arial" w:hAnsi="Arial"/>
+                <w:b w:val="false"/>
+                <w:bCs w:val="false"/>
+                <w:color w:val="222222"/>
+                <w:sz w:val="20"/>
+                <w:szCs w:val="20"/>
+              </w:rPr>
+              <w:t xml:space="preserve">3.1× better</w:t>
             </w:r>
           </w:p>
         </w:tc>
@@ -11190,7 +11874,7 @@
                 <w:sz w:val="20"/>
                 <w:szCs w:val="20"/>
               </w:rPr>
-              <w:t xml:space="preserve">2,055 / 297 / 126</w:t>
+              <w:t xml:space="preserve">2,066 / 288 / 124</w:t>
             </w:r>
           </w:p>
         </w:tc>
@@ -11254,7 +11938,7 @@
                 <w:sz w:val="20"/>
                 <w:szCs w:val="20"/>
               </w:rPr>
-              <w:t xml:space="preserve">1,172 / 202 / 75</w:t>
+              <w:t xml:space="preserve">1,175 / 198 / 76</w:t>
             </w:r>
           </w:p>
         </w:tc>
@@ -11450,7 +12134,7 @@
                 <w:sz w:val="20"/>
                 <w:szCs w:val="20"/>
               </w:rPr>
-              <w:t xml:space="preserve">18,144</w:t>
+              <w:t xml:space="preserve">17,856</w:t>
             </w:r>
           </w:p>
         </w:tc>
@@ -11514,7 +12198,7 @@
                 <w:sz w:val="20"/>
                 <w:szCs w:val="20"/>
               </w:rPr>
-              <w:t xml:space="preserve">10,800</w:t>
+              <w:t xml:space="preserve">10,944</w:t>
             </w:r>
           </w:p>
         </w:tc>
@@ -11778,7 +12462,7 @@
                 <w:sz w:val="20"/>
                 <w:szCs w:val="20"/>
               </w:rPr>
-              <w:t xml:space="preserve">0.507</w:t>
+              <w:t xml:space="preserve">0.514</w:t>
             </w:r>
           </w:p>
         </w:tc>
@@ -11810,7 +12494,7 @@
                 <w:sz w:val="20"/>
                 <w:szCs w:val="20"/>
               </w:rPr>
-              <w:t xml:space="preserve">0.339</w:t>
+              <w:t xml:space="preserve">0.349</w:t>
             </w:r>
           </w:p>
         </w:tc>
@@ -11908,7 +12592,7 @@
                 <w:sz w:val="20"/>
                 <w:szCs w:val="20"/>
               </w:rPr>
-              <w:t xml:space="preserve">0.306</w:t>
+              <w:t xml:space="preserve">0.303</w:t>
             </w:r>
           </w:p>
         </w:tc>
@@ -11940,7 +12624,7 @@
                 <w:sz w:val="20"/>
                 <w:szCs w:val="20"/>
               </w:rPr>
-              <w:t xml:space="preserve">0.218</w:t>
+              <w:t xml:space="preserve">0.215</w:t>
             </w:r>
           </w:p>
         </w:tc>
@@ -12038,7 +12722,7 @@
                 <w:sz w:val="20"/>
                 <w:szCs w:val="20"/>
               </w:rPr>
-              <w:t xml:space="preserve">0.066</w:t>
+              <w:t xml:space="preserve">0.065</w:t>
             </w:r>
           </w:p>
         </w:tc>
@@ -12103,6 +12787,396 @@
                 <w:szCs w:val="20"/>
               </w:rPr>
               <w:t xml:space="preserve">0.193</w:t>
+            </w:r>
+          </w:p>
+        </w:tc>
+      </w:tr>
+      <w:tr>
+        <w:tc>
+          <w:tcPr>
+            <w:tcW w:type="dxa" w:w="2400"/>
+            <w:tcBorders>
+              <w:top w:val="single" w:color="C5D0DC" w:sz="4"/>
+              <w:left w:val="single" w:color="C5D0DC" w:sz="4"/>
+              <w:bottom w:val="single" w:color="C5D0DC" w:sz="4"/>
+              <w:right w:val="single" w:color="C5D0DC" w:sz="4"/>
+            </w:tcBorders>
+            <w:shd w:fill="FFFFFF" w:val="clear"/>
+            <w:tcMar>
+              <w:top w:type="dxa" w:w="70"/>
+              <w:left w:type="dxa" w:w="100"/>
+              <w:bottom w:type="dxa" w:w="70"/>
+              <w:right w:type="dxa" w:w="100"/>
+            </w:tcMar>
+            <w:vAlign w:val="center"/>
+          </w:tcPr>
+          <w:p>
+            <w:r>
+              <w:rPr>
+                <w:rFonts w:ascii="Arial" w:cs="Arial" w:eastAsia="Arial" w:hAnsi="Arial"/>
+                <w:b w:val="false"/>
+                <w:bCs w:val="false"/>
+                <w:color w:val="222222"/>
+                <w:sz w:val="20"/>
+                <w:szCs w:val="20"/>
+              </w:rPr>
+              <w:t xml:space="preserve">VTH (V)</w:t>
+            </w:r>
+          </w:p>
+        </w:tc>
+        <w:tc>
+          <w:tcPr>
+            <w:tcW w:type="dxa" w:w="2208"/>
+            <w:tcBorders>
+              <w:top w:val="single" w:color="C5D0DC" w:sz="4"/>
+              <w:left w:val="single" w:color="C5D0DC" w:sz="4"/>
+              <w:bottom w:val="single" w:color="C5D0DC" w:sz="4"/>
+              <w:right w:val="single" w:color="C5D0DC" w:sz="4"/>
+            </w:tcBorders>
+            <w:shd w:fill="FFFFFF" w:val="clear"/>
+            <w:tcMar>
+              <w:top w:type="dxa" w:w="70"/>
+              <w:left w:type="dxa" w:w="100"/>
+              <w:bottom w:type="dxa" w:w="70"/>
+              <w:right w:type="dxa" w:w="100"/>
+            </w:tcMar>
+            <w:vAlign w:val="center"/>
+          </w:tcPr>
+          <w:p>
+            <w:r>
+              <w:rPr>
+                <w:rFonts w:ascii="Arial" w:cs="Arial" w:eastAsia="Arial" w:hAnsi="Arial"/>
+                <w:b w:val="false"/>
+                <w:bCs w:val="false"/>
+                <w:color w:val="222222"/>
+                <w:sz w:val="20"/>
+                <w:szCs w:val="20"/>
+              </w:rPr>
+              <w:t xml:space="preserve">0.007</w:t>
+            </w:r>
+          </w:p>
+        </w:tc>
+        <w:tc>
+          <w:tcPr>
+            <w:tcW w:type="dxa" w:w="2209"/>
+            <w:tcBorders>
+              <w:top w:val="single" w:color="C5D0DC" w:sz="4"/>
+              <w:left w:val="single" w:color="C5D0DC" w:sz="4"/>
+              <w:bottom w:val="single" w:color="C5D0DC" w:sz="4"/>
+              <w:right w:val="single" w:color="C5D0DC" w:sz="4"/>
+            </w:tcBorders>
+            <w:shd w:fill="FFFFFF" w:val="clear"/>
+            <w:tcMar>
+              <w:top w:type="dxa" w:w="70"/>
+              <w:left w:type="dxa" w:w="100"/>
+              <w:bottom w:type="dxa" w:w="70"/>
+              <w:right w:type="dxa" w:w="100"/>
+            </w:tcMar>
+            <w:vAlign w:val="center"/>
+          </w:tcPr>
+          <w:p>
+            <w:r>
+              <w:rPr>
+                <w:rFonts w:ascii="Arial" w:cs="Arial" w:eastAsia="Arial" w:hAnsi="Arial"/>
+                <w:b w:val="false"/>
+                <w:bCs w:val="false"/>
+                <w:color w:val="222222"/>
+                <w:sz w:val="20"/>
+                <w:szCs w:val="20"/>
+              </w:rPr>
+              <w:t xml:space="preserve">0.005</w:t>
+            </w:r>
+          </w:p>
+        </w:tc>
+        <w:tc>
+          <w:tcPr>
+            <w:tcW w:type="dxa" w:w="2209"/>
+            <w:tcBorders>
+              <w:top w:val="single" w:color="C5D0DC" w:sz="4"/>
+              <w:left w:val="single" w:color="C5D0DC" w:sz="4"/>
+              <w:bottom w:val="single" w:color="C5D0DC" w:sz="4"/>
+              <w:right w:val="single" w:color="C5D0DC" w:sz="4"/>
+            </w:tcBorders>
+            <w:shd w:fill="FFFFFF" w:val="clear"/>
+            <w:tcMar>
+              <w:top w:type="dxa" w:w="70"/>
+              <w:left w:type="dxa" w:w="100"/>
+              <w:bottom w:type="dxa" w:w="70"/>
+              <w:right w:type="dxa" w:w="100"/>
+            </w:tcMar>
+            <w:vAlign w:val="center"/>
+          </w:tcPr>
+          <w:p>
+            <w:r>
+              <w:rPr>
+                <w:rFonts w:ascii="Arial" w:cs="Arial" w:eastAsia="Arial" w:hAnsi="Arial"/>
+                <w:b w:val="false"/>
+                <w:bCs w:val="false"/>
+                <w:color w:val="222222"/>
+                <w:sz w:val="20"/>
+                <w:szCs w:val="20"/>
+              </w:rPr>
+              <w:t xml:space="preserve">0.019</w:t>
+            </w:r>
+          </w:p>
+        </w:tc>
+      </w:tr>
+      <w:tr>
+        <w:tc>
+          <w:tcPr>
+            <w:tcW w:type="dxa" w:w="2400"/>
+            <w:tcBorders>
+              <w:top w:val="single" w:color="C5D0DC" w:sz="4"/>
+              <w:left w:val="single" w:color="C5D0DC" w:sz="4"/>
+              <w:bottom w:val="single" w:color="C5D0DC" w:sz="4"/>
+              <w:right w:val="single" w:color="C5D0DC" w:sz="4"/>
+            </w:tcBorders>
+            <w:shd w:fill="F7F9FC" w:val="clear"/>
+            <w:tcMar>
+              <w:top w:type="dxa" w:w="70"/>
+              <w:left w:type="dxa" w:w="100"/>
+              <w:bottom w:type="dxa" w:w="70"/>
+              <w:right w:type="dxa" w:w="100"/>
+            </w:tcMar>
+            <w:vAlign w:val="center"/>
+          </w:tcPr>
+          <w:p>
+            <w:r>
+              <w:rPr>
+                <w:rFonts w:ascii="Arial" w:cs="Arial" w:eastAsia="Arial" w:hAnsi="Arial"/>
+                <w:b w:val="false"/>
+                <w:bCs w:val="false"/>
+                <w:color w:val="222222"/>
+                <w:sz w:val="20"/>
+                <w:szCs w:val="20"/>
+              </w:rPr>
+              <w:t xml:space="preserve">IDSAT (mA)</w:t>
+            </w:r>
+          </w:p>
+        </w:tc>
+        <w:tc>
+          <w:tcPr>
+            <w:tcW w:type="dxa" w:w="2208"/>
+            <w:tcBorders>
+              <w:top w:val="single" w:color="C5D0DC" w:sz="4"/>
+              <w:left w:val="single" w:color="C5D0DC" w:sz="4"/>
+              <w:bottom w:val="single" w:color="C5D0DC" w:sz="4"/>
+              <w:right w:val="single" w:color="C5D0DC" w:sz="4"/>
+            </w:tcBorders>
+            <w:shd w:fill="F7F9FC" w:val="clear"/>
+            <w:tcMar>
+              <w:top w:type="dxa" w:w="70"/>
+              <w:left w:type="dxa" w:w="100"/>
+              <w:bottom w:type="dxa" w:w="70"/>
+              <w:right w:type="dxa" w:w="100"/>
+            </w:tcMar>
+            <w:vAlign w:val="center"/>
+          </w:tcPr>
+          <w:p>
+            <w:r>
+              <w:rPr>
+                <w:rFonts w:ascii="Arial" w:cs="Arial" w:eastAsia="Arial" w:hAnsi="Arial"/>
+                <w:b w:val="false"/>
+                <w:bCs w:val="false"/>
+                <w:color w:val="222222"/>
+                <w:sz w:val="20"/>
+                <w:szCs w:val="20"/>
+              </w:rPr>
+              <w:t xml:space="preserve">0.195</w:t>
+            </w:r>
+          </w:p>
+        </w:tc>
+        <w:tc>
+          <w:tcPr>
+            <w:tcW w:type="dxa" w:w="2209"/>
+            <w:tcBorders>
+              <w:top w:val="single" w:color="C5D0DC" w:sz="4"/>
+              <w:left w:val="single" w:color="C5D0DC" w:sz="4"/>
+              <w:bottom w:val="single" w:color="C5D0DC" w:sz="4"/>
+              <w:right w:val="single" w:color="C5D0DC" w:sz="4"/>
+            </w:tcBorders>
+            <w:shd w:fill="F7F9FC" w:val="clear"/>
+            <w:tcMar>
+              <w:top w:type="dxa" w:w="70"/>
+              <w:left w:type="dxa" w:w="100"/>
+              <w:bottom w:type="dxa" w:w="70"/>
+              <w:right w:type="dxa" w:w="100"/>
+            </w:tcMar>
+            <w:vAlign w:val="center"/>
+          </w:tcPr>
+          <w:p>
+            <w:r>
+              <w:rPr>
+                <w:rFonts w:ascii="Arial" w:cs="Arial" w:eastAsia="Arial" w:hAnsi="Arial"/>
+                <w:b w:val="false"/>
+                <w:bCs w:val="false"/>
+                <w:color w:val="222222"/>
+                <w:sz w:val="20"/>
+                <w:szCs w:val="20"/>
+              </w:rPr>
+              <w:t xml:space="preserve">0.149</w:t>
+            </w:r>
+          </w:p>
+        </w:tc>
+        <w:tc>
+          <w:tcPr>
+            <w:tcW w:type="dxa" w:w="2209"/>
+            <w:tcBorders>
+              <w:top w:val="single" w:color="C5D0DC" w:sz="4"/>
+              <w:left w:val="single" w:color="C5D0DC" w:sz="4"/>
+              <w:bottom w:val="single" w:color="C5D0DC" w:sz="4"/>
+              <w:right w:val="single" w:color="C5D0DC" w:sz="4"/>
+            </w:tcBorders>
+            <w:shd w:fill="F7F9FC" w:val="clear"/>
+            <w:tcMar>
+              <w:top w:type="dxa" w:w="70"/>
+              <w:left w:type="dxa" w:w="100"/>
+              <w:bottom w:type="dxa" w:w="70"/>
+              <w:right w:type="dxa" w:w="100"/>
+            </w:tcMar>
+            <w:vAlign w:val="center"/>
+          </w:tcPr>
+          <w:p>
+            <w:r>
+              <w:rPr>
+                <w:rFonts w:ascii="Arial" w:cs="Arial" w:eastAsia="Arial" w:hAnsi="Arial"/>
+                <w:b w:val="false"/>
+                <w:bCs w:val="false"/>
+                <w:color w:val="222222"/>
+                <w:sz w:val="20"/>
+                <w:szCs w:val="20"/>
+              </w:rPr>
+              <w:t xml:space="preserve">0.465</w:t>
+            </w:r>
+          </w:p>
+        </w:tc>
+      </w:tr>
+      <w:tr>
+        <w:tc>
+          <w:tcPr>
+            <w:tcW w:type="dxa" w:w="2400"/>
+            <w:tcBorders>
+              <w:top w:val="single" w:color="C5D0DC" w:sz="4"/>
+              <w:left w:val="single" w:color="C5D0DC" w:sz="4"/>
+              <w:bottom w:val="single" w:color="C5D0DC" w:sz="4"/>
+              <w:right w:val="single" w:color="C5D0DC" w:sz="4"/>
+            </w:tcBorders>
+            <w:shd w:fill="FFFFFF" w:val="clear"/>
+            <w:tcMar>
+              <w:top w:type="dxa" w:w="70"/>
+              <w:left w:type="dxa" w:w="100"/>
+              <w:bottom w:type="dxa" w:w="70"/>
+              <w:right w:type="dxa" w:w="100"/>
+            </w:tcMar>
+            <w:vAlign w:val="center"/>
+          </w:tcPr>
+          <w:p>
+            <w:r>
+              <w:rPr>
+                <w:rFonts w:ascii="Arial" w:cs="Arial" w:eastAsia="Arial" w:hAnsi="Arial"/>
+                <w:b w:val="false"/>
+                <w:bCs w:val="false"/>
+                <w:color w:val="222222"/>
+                <w:sz w:val="20"/>
+                <w:szCs w:val="20"/>
+              </w:rPr>
+              <w:t xml:space="preserve">Reverse leakage (µA)</w:t>
+            </w:r>
+          </w:p>
+        </w:tc>
+        <w:tc>
+          <w:tcPr>
+            <w:tcW w:type="dxa" w:w="2208"/>
+            <w:tcBorders>
+              <w:top w:val="single" w:color="C5D0DC" w:sz="4"/>
+              <w:left w:val="single" w:color="C5D0DC" w:sz="4"/>
+              <w:bottom w:val="single" w:color="C5D0DC" w:sz="4"/>
+              <w:right w:val="single" w:color="C5D0DC" w:sz="4"/>
+            </w:tcBorders>
+            <w:shd w:fill="FFFFFF" w:val="clear"/>
+            <w:tcMar>
+              <w:top w:type="dxa" w:w="70"/>
+              <w:left w:type="dxa" w:w="100"/>
+              <w:bottom w:type="dxa" w:w="70"/>
+              <w:right w:type="dxa" w:w="100"/>
+            </w:tcMar>
+            <w:vAlign w:val="center"/>
+          </w:tcPr>
+          <w:p>
+            <w:r>
+              <w:rPr>
+                <w:rFonts w:ascii="Arial" w:cs="Arial" w:eastAsia="Arial" w:hAnsi="Arial"/>
+                <w:b w:val="false"/>
+                <w:bCs w:val="false"/>
+                <w:color w:val="222222"/>
+                <w:sz w:val="20"/>
+                <w:szCs w:val="20"/>
+              </w:rPr>
+              <w:t xml:space="preserve">0.095</w:t>
+            </w:r>
+          </w:p>
+        </w:tc>
+        <w:tc>
+          <w:tcPr>
+            <w:tcW w:type="dxa" w:w="2209"/>
+            <w:tcBorders>
+              <w:top w:val="single" w:color="C5D0DC" w:sz="4"/>
+              <w:left w:val="single" w:color="C5D0DC" w:sz="4"/>
+              <w:bottom w:val="single" w:color="C5D0DC" w:sz="4"/>
+              <w:right w:val="single" w:color="C5D0DC" w:sz="4"/>
+            </w:tcBorders>
+            <w:shd w:fill="FFFFFF" w:val="clear"/>
+            <w:tcMar>
+              <w:top w:type="dxa" w:w="70"/>
+              <w:left w:type="dxa" w:w="100"/>
+              <w:bottom w:type="dxa" w:w="70"/>
+              <w:right w:type="dxa" w:w="100"/>
+            </w:tcMar>
+            <w:vAlign w:val="center"/>
+          </w:tcPr>
+          <w:p>
+            <w:r>
+              <w:rPr>
+                <w:rFonts w:ascii="Arial" w:cs="Arial" w:eastAsia="Arial" w:hAnsi="Arial"/>
+                <w:b w:val="false"/>
+                <w:bCs w:val="false"/>
+                <w:color w:val="222222"/>
+                <w:sz w:val="20"/>
+                <w:szCs w:val="20"/>
+              </w:rPr>
+              <w:t xml:space="preserve">0.070</w:t>
+            </w:r>
+          </w:p>
+        </w:tc>
+        <w:tc>
+          <w:tcPr>
+            <w:tcW w:type="dxa" w:w="2209"/>
+            <w:tcBorders>
+              <w:top w:val="single" w:color="C5D0DC" w:sz="4"/>
+              <w:left w:val="single" w:color="C5D0DC" w:sz="4"/>
+              <w:bottom w:val="single" w:color="C5D0DC" w:sz="4"/>
+              <w:right w:val="single" w:color="C5D0DC" w:sz="4"/>
+            </w:tcBorders>
+            <w:shd w:fill="FFFFFF" w:val="clear"/>
+            <w:tcMar>
+              <w:top w:type="dxa" w:w="70"/>
+              <w:left w:type="dxa" w:w="100"/>
+              <w:bottom w:type="dxa" w:w="70"/>
+              <w:right w:type="dxa" w:w="100"/>
+            </w:tcMar>
+            <w:vAlign w:val="center"/>
+          </w:tcPr>
+          <w:p>
+            <w:r>
+              <w:rPr>
+                <w:rFonts w:ascii="Arial" w:cs="Arial" w:eastAsia="Arial" w:hAnsi="Arial"/>
+                <w:b w:val="false"/>
+                <w:bCs w:val="false"/>
+                <w:color w:val="222222"/>
+                <w:sz w:val="20"/>
+                <w:szCs w:val="20"/>
+              </w:rPr>
+              <w:t xml:space="preserve">0.294</w:t>
             </w:r>
           </w:p>
         </w:tc>
@@ -12225,7 +13299,7 @@
           <w:sz w:val="22"/>
           <w:szCs w:val="22"/>
         </w:rPr>
-        <w:t xml:space="preserve">pytest: 4 passed.</w:t>
+        <w:t xml:space="preserve">pytest: 29 passed (pipeline, live screen, API, frozen pitch counts).</w:t>
       </w:r>
     </w:p>
     <w:p>
